--- a/submission_packages/jnm_editorial_manager_upload_ready/04_cover_letter_docx.docx
+++ b/submission_packages/jnm_editorial_manager_upload_ready/04_cover_letter_docx.docx
@@ -62,7 +62,7 @@
     <w:p/>
     <w:p>
       <w:r>
-        <w:t>All authors have approved the manuscript submission. The manuscript is original, is not under consideration elsewhere, and does not contain previously published material except where properly cited. A graphical abstract, Highlights file, supplementary file and reduced reproducibility package have been prepared for upload. Processed figure data, event tables, representative simulation inputs and post-processing scripts have been assembled in the reduced reproducibility package with a checksum manifest; a repository DOI or stable URL will be inserted before final upload.</w:t>
+        <w:t>All authors have approved the manuscript submission. The manuscript is original, is not under consideration elsewhere, and does not contain previously published material except where properly cited. A graphical abstract, Highlights file, supplementary file and reduced reproducibility package have been prepared for upload. Processed figure data, event tables, representative simulation inputs and post-processing scripts have been assembled in the reduced reproducibility package with a checksum manifest; the repository DOI or stable URL is https://doi.org/10.5281/zenodo.20687351.</w:t>
       </w:r>
     </w:p>
     <w:p/>
